--- a/docs/招标/word/内部参考材料/封版检查清单-v1.1.docx
+++ b/docs/招标/word/内部参考材料/封版检查清单-v1.1.docx
@@ -5675,15 +5675,15 @@
                 <w:sz w:val="28"/>
                 <w:szCs w:val="28"/>
               </w:rPr>
-              <w:t>实际 Word/PDF 文件尚未生成</w:t>
-            </w:r>
-            <w:r>
-              <w:rPr>
-                <w:rFonts w:ascii="宋体" w:hAnsi="宋体" w:eastAsia="宋体" w:cs="宋体"/>
-                <w:sz w:val="28"/>
-                <w:szCs w:val="28"/>
-              </w:rPr>
-              <w:t>，待封版决策后批量转换</w:t>
+              <w:t>V1.1 外发 Word 已批量生成</w:t>
+            </w:r>
+            <w:r>
+              <w:rPr>
+                <w:rFonts w:ascii="宋体" w:hAnsi="宋体" w:eastAsia="宋体" w:cs="宋体"/>
+                <w:sz w:val="28"/>
+                <w:szCs w:val="28"/>
+              </w:rPr>
+              <w:t>，PDF 与 zip 包待封版决策后生成</w:t>
             </w:r>
           </w:p>
         </w:tc>
@@ -6593,7 +6593,7 @@
           <w:sz w:val="28"/>
           <w:szCs w:val="28"/>
         </w:rPr>
-        <w:t>：实际 Word/PDF 外发文件尚未生成，待封版决策后批量转换</w:t>
+        <w:t>：V1.1 外发 Word 已批量生成；PDF 与 zip 包待封版决策后生成</w:t>
       </w:r>
     </w:p>
     <w:p>
@@ -6700,7 +6700,7 @@
           <w:sz w:val="28"/>
           <w:szCs w:val="28"/>
         </w:rPr>
-        <w:t>：附件一 L13、附件二 L15/L39、附件四 L13、附件五 L13 共 5 处绝对路径 `/Users/lihongjun/...` MD 链接全部改为《…》引用，避免外发信息泄露与链接失效</w:t>
+        <w:t>：附件一 L13、附件二 L15/L39、附件四 L13、附件五 L13 共 5 处本机绝对路径 MD 链接全部改为《…》引用，避免外发信息泄露与链接失效</w:t>
       </w:r>
     </w:p>
     <w:p>
